--- a/library/_deliverables/windows-hello-for-business/WHFB-Solution.docx
+++ b/library/_deliverables/windows-hello-for-business/WHFB-Solution.docx
@@ -15,32 +15,6 @@
       <w:r>
         <w:rPr>
           <w:b/>
-          <w:color w:val="1F3A5F"/>
-          <w:sz w:val="52"/>
-        </w:rPr>
-        <w:t>PHOENIXTEKK</w:t>
-      </w:r>
-    </w:p>
-    <w:p>
-      <w:pPr>
-        <w:jc w:val="center"/>
-      </w:pPr>
-      <w:r>
-        <w:rPr>
-          <w:color w:val="2E86C1"/>
-          <w:sz w:val="24"/>
-        </w:rPr>
-        <w:t>Workplace Marketplace · Intune Solutions</w:t>
-      </w:r>
-    </w:p>
-    <w:p/>
-    <w:p>
-      <w:pPr>
-        <w:jc w:val="center"/>
-      </w:pPr>
-      <w:r>
-        <w:rPr>
-          <w:b/>
           <w:sz w:val="40"/>
         </w:rPr>
         <w:t>Windows Hello for Business</w:t>
@@ -75,8 +49,6 @@
           <w:sz w:val="20"/>
         </w:rPr>
         <w:t>Version 1.0.0    ·    2026-06-13</w:t>
-        <w:br/>
-        <w:t>Phoenixtekk · workplace.phoenixtekk.com</w:t>
       </w:r>
     </w:p>
     <w:p>
@@ -119,7 +91,7 @@
         <w:rPr>
           <w:b/>
         </w:rPr>
-        <w:t>Phoenixtekk Workplace Marketplace · Intune Solutions</w:t>
+        <w:t>White-label · Intune Solutions</w:t>
       </w:r>
     </w:p>
     <w:p>
@@ -265,12 +237,12 @@
         <w:pStyle w:val="Heading2"/>
       </w:pPr>
       <w:r>
-        <w:t>The Phoenixtekk deployment model</w:t>
+        <w:t>The standard deployment model</w:t>
       </w:r>
     </w:p>
     <w:p>
       <w:r>
-        <w:t xml:space="preserve">Every Phoenixtekk Intune solution follows the same shape: </w:t>
+        <w:t xml:space="preserve">Every Intune solution follows the same shape: </w:t>
       </w:r>
       <w:r>
         <w:rPr>
@@ -722,7 +694,7 @@
         <w:pStyle w:val="Heading2"/>
       </w:pPr>
       <w:r>
-        <w:t>The standard Phoenixtekk deployment model</w:t>
+        <w:t>The standard deployment model</w:t>
       </w:r>
     </w:p>
     <w:p>
@@ -795,7 +767,7 @@
         <w:t>Certificate Trust</w:t>
       </w:r>
       <w:r>
-        <w:t xml:space="preserve"> model (no PKI, NDES, or per-user certificates required). Every step follows the Phoenixtekk pattern: </w:t>
+        <w:t xml:space="preserve"> model (no PKI, NDES, or per-user certificates required). Every step follows the repeatable pattern: </w:t>
       </w:r>
       <w:r>
         <w:rPr>
@@ -1742,7 +1714,7 @@
         <w:t>every</w:t>
       </w:r>
       <w:r>
-        <w:t xml:space="preserve"> Phoenixtekk solution in the </w:t>
+        <w:t xml:space="preserve"> solution in the </w:t>
       </w:r>
       <w:r>
         <w:rPr>
@@ -2057,7 +2029,7 @@
         <w:t>Why:</w:t>
       </w:r>
       <w:r>
-        <w:t xml:space="preserve"> Every Phoenixtekk solution is piloted to a small group before fleet rollout. </w:t>
+        <w:t xml:space="preserve"> Every solution is piloted to a small group before fleet rollout. </w:t>
       </w:r>
       <w:r>
         <w:rPr>
@@ -2255,7 +2227,7 @@
         <w:rPr>
           <w:b/>
         </w:rPr>
-        <w:t>The Phoenixtekk deployment model (all solutions):</w:t>
+        <w:t>The standard deployment model (all solutions):</w:t>
       </w:r>
       <w:r>
         <w:t xml:space="preserve"> </w:t>
@@ -2539,9 +2511,10 @@
       </w:r>
       <w:r>
         <w:rPr>
-          <w:b/>
-        </w:rPr>
-        <w:t>`Enable-EntraKerberos.ps1`</w:t>
+          <w:rFonts w:ascii="Consolas" w:hAnsi="Consolas"/>
+          <w:sz w:val="19"/>
+        </w:rPr>
+        <w:t>Enable-EntraKerberos.ps1</w:t>
       </w:r>
       <w:r>
         <w:t xml:space="preserve"> (in this package), signing in with a Domain Administrator and a Global/Cloud Device Administrator.</w:t>
@@ -2997,9 +2970,10 @@
       </w:r>
       <w:r>
         <w:rPr>
-          <w:b/>
-        </w:rPr>
-        <w:t>`WHfB-Pilot`</w:t>
+          <w:rFonts w:ascii="Consolas" w:hAnsi="Consolas"/>
+          <w:sz w:val="19"/>
+        </w:rPr>
+        <w:t>WHfB-Pilot</w:t>
       </w:r>
       <w:r>
         <w:t xml:space="preserve">. Click </w:t>
@@ -3207,9 +3181,10 @@
       </w:r>
       <w:r>
         <w:rPr>
-          <w:b/>
-        </w:rPr>
-        <w:t>`WHfB-Validation.ps1`</w:t>
+          <w:rFonts w:ascii="Consolas" w:hAnsi="Consolas"/>
+          <w:sz w:val="19"/>
+        </w:rPr>
+        <w:t>WHfB-Validation.ps1</w:t>
       </w:r>
       <w:r>
         <w:t xml:space="preserve"> on the pilot device → confirm the WHfB credential is provisioned.</w:t>
@@ -3224,9 +3199,10 @@
       </w:r>
       <w:r>
         <w:rPr>
-          <w:b/>
-        </w:rPr>
-        <w:t>`WHfB-TenantReport.ps1`</w:t>
+          <w:rFonts w:ascii="Consolas" w:hAnsi="Consolas"/>
+          <w:sz w:val="19"/>
+        </w:rPr>
+        <w:t>WHfB-TenantReport.ps1</w:t>
       </w:r>
       <w:r>
         <w:t xml:space="preserve"> → confirm the pilot users show registered WHfB methods in the tenant.</w:t>
@@ -3266,18 +3242,20 @@
       </w:r>
       <w:r>
         <w:rPr>
-          <w:b/>
-        </w:rPr>
-        <w:t>`WHfB-Pilot`</w:t>
+          <w:rFonts w:ascii="Consolas" w:hAnsi="Consolas"/>
+          <w:sz w:val="19"/>
+        </w:rPr>
+        <w:t>WHfB-Pilot</w:t>
       </w:r>
       <w:r>
         <w:t xml:space="preserve"> group membership or create </w:t>
       </w:r>
       <w:r>
         <w:rPr>
-          <w:b/>
-        </w:rPr>
-        <w:t>`WHfB-Production`</w:t>
+          <w:rFonts w:ascii="Consolas" w:hAnsi="Consolas"/>
+          <w:sz w:val="19"/>
+        </w:rPr>
+        <w:t>WHfB-Production</w:t>
       </w:r>
       <w:r>
         <w:t xml:space="preserve"> and add it to the policy </w:t>
@@ -3301,18 +3279,20 @@
       </w:r>
       <w:r>
         <w:rPr>
-          <w:b/>
-        </w:rPr>
-        <w:t>`WHfB-Validation.ps1`</w:t>
+          <w:rFonts w:ascii="Consolas" w:hAnsi="Consolas"/>
+          <w:sz w:val="19"/>
+        </w:rPr>
+        <w:t>WHfB-Validation.ps1</w:t>
       </w:r>
       <w:r>
         <w:t xml:space="preserve"> / </w:t>
       </w:r>
       <w:r>
         <w:rPr>
-          <w:b/>
-        </w:rPr>
-        <w:t>`WHfB-TenantReport.ps1`</w:t>
+          <w:rFonts w:ascii="Consolas" w:hAnsi="Consolas"/>
+          <w:sz w:val="19"/>
+        </w:rPr>
+        <w:t>WHfB-TenantReport.ps1</w:t>
       </w:r>
       <w:r>
         <w:t>.</w:t>
@@ -3762,9 +3742,10 @@
       </w:r>
       <w:r>
         <w:rPr>
-          <w:b/>
-        </w:rPr>
-        <w:t>`WHfB-TenantReport.ps1`</w:t>
+          <w:rFonts w:ascii="Consolas" w:hAnsi="Consolas"/>
+          <w:sz w:val="19"/>
+        </w:rPr>
+        <w:t>WHfB-TenantReport.ps1</w:t>
       </w:r>
       <w:r>
         <w:t xml:space="preserve"> (Microsoft Graph). </w:t>
@@ -3914,9 +3895,10 @@
       </w:r>
       <w:r>
         <w:rPr>
-          <w:b/>
-        </w:rPr>
-        <w:t>`WHfB-Remediation.ps1`</w:t>
+          <w:rFonts w:ascii="Consolas" w:hAnsi="Consolas"/>
+          <w:sz w:val="19"/>
+        </w:rPr>
+        <w:t>WHfB-Remediation.ps1</w:t>
       </w:r>
       <w:r>
         <w:t xml:space="preserve"> script before proceeding.</w:t>
@@ -3936,18 +3918,20 @@
       </w:r>
       <w:r>
         <w:rPr>
-          <w:b/>
-        </w:rPr>
-        <w:t>`WHfB-Validation.ps1`</w:t>
+          <w:rFonts w:ascii="Consolas" w:hAnsi="Consolas"/>
+          <w:sz w:val="19"/>
+        </w:rPr>
+        <w:t>WHfB-Validation.ps1</w:t>
       </w:r>
       <w:r>
         <w:t xml:space="preserve"> to confirm state and </w:t>
       </w:r>
       <w:r>
         <w:rPr>
-          <w:b/>
-        </w:rPr>
-        <w:t>`WHfB-Remediation.ps1`</w:t>
+          <w:rFonts w:ascii="Consolas" w:hAnsi="Consolas"/>
+          <w:sz w:val="19"/>
+        </w:rPr>
+        <w:t>WHfB-Remediation.ps1</w:t>
       </w:r>
       <w:r>
         <w:t xml:space="preserve"> for the safe fixes.</w:t>
@@ -4112,9 +4096,10 @@
             </w:r>
             <w:r>
               <w:rPr>
-                <w:b/>
+                <w:rFonts w:ascii="Consolas" w:hAnsi="Consolas"/>
+                <w:sz w:val="19"/>
               </w:rPr>
-              <w:t>`WHfB-Remediation.ps1`</w:t>
+              <w:t>WHfB-Remediation.ps1</w:t>
             </w:r>
             <w:r>
               <w:t xml:space="preserve"> (forces MDM sync); confirm device in </w:t>
@@ -4261,9 +4246,10 @@
             </w:r>
             <w:r>
               <w:rPr>
-                <w:b/>
+                <w:rFonts w:ascii="Consolas" w:hAnsi="Consolas"/>
+                <w:sz w:val="19"/>
               </w:rPr>
-              <w:t>`WHfB-Remediation.ps1`</w:t>
+              <w:t>WHfB-Remediation.ps1</w:t>
             </w:r>
             <w:r>
               <w:t xml:space="preserve">), then sign out/in; check </w:t>
@@ -4319,9 +4305,10 @@
             </w:r>
             <w:r>
               <w:rPr>
-                <w:b/>
+                <w:rFonts w:ascii="Consolas" w:hAnsi="Consolas"/>
+                <w:sz w:val="19"/>
               </w:rPr>
-              <w:t>`WHfB-Discovery.ps1`</w:t>
+              <w:t>WHfB-Discovery.ps1</w:t>
             </w:r>
             <w:r>
               <w:t xml:space="preserve"> to confirm TPM ready; reboot; retry</w:t>
@@ -4402,9 +4389,10 @@
       </w:r>
       <w:r>
         <w:rPr>
-          <w:b/>
-        </w:rPr>
-        <w:t>`WHfB-Remediation.ps1 -ResetContainer`</w:t>
+          <w:rFonts w:ascii="Consolas" w:hAnsi="Consolas"/>
+          <w:sz w:val="19"/>
+        </w:rPr>
+        <w:t>WHfB-Remediation.ps1 -ResetContainer</w:t>
       </w:r>
       <w:r>
         <w:t xml:space="preserve"> to clear the local Hello container, then sign out/in.</w:t>
@@ -4432,9 +4420,10 @@
       </w:pPr>
       <w:r>
         <w:rPr>
-          <w:b/>
-        </w:rPr>
-        <w:t>`Get-Tpm`</w:t>
+          <w:rFonts w:ascii="Consolas" w:hAnsi="Consolas"/>
+          <w:sz w:val="19"/>
+        </w:rPr>
+        <w:t>Get-Tpm</w:t>
       </w:r>
       <w:r>
         <w:t xml:space="preserve"> shows </w:t>
@@ -4654,9 +4643,10 @@
             </w:r>
             <w:r>
               <w:rPr>
-                <w:b/>
+                <w:rFonts w:ascii="Consolas" w:hAnsi="Consolas"/>
+                <w:sz w:val="19"/>
               </w:rPr>
-              <w:t>`Enable-EntraKerberos.ps1`</w:t>
+              <w:t>Enable-EntraKerberos.ps1</w:t>
             </w:r>
             <w:r>
               <w:t xml:space="preserve"> once per domain; confirm with </w:t>
@@ -4825,9 +4815,10 @@
       </w:r>
       <w:r>
         <w:rPr>
-          <w:b/>
-        </w:rPr>
-        <w:t>`WHfB-Discovery.ps1`</w:t>
+          <w:rFonts w:ascii="Consolas" w:hAnsi="Consolas"/>
+          <w:sz w:val="19"/>
+        </w:rPr>
+        <w:t>WHfB-Discovery.ps1</w:t>
       </w:r>
       <w:r>
         <w:t xml:space="preserve"> (TPM ready, supported OS, Entra joined), the policy shows </w:t>
@@ -5009,9 +5000,10 @@
       </w:r>
       <w:r>
         <w:rPr>
-          <w:b/>
-        </w:rPr>
-        <w:t>`WHfB-TenantReport.ps1`</w:t>
+          <w:rFonts w:ascii="Consolas" w:hAnsi="Consolas"/>
+          <w:sz w:val="19"/>
+        </w:rPr>
+        <w:t>WHfB-TenantReport.ps1</w:t>
       </w:r>
       <w:r>
         <w:t xml:space="preserve"> on a schedule to track registration percentage and catch stalled users.</w:t>
@@ -5069,7 +5061,7 @@
     </w:p>
     <w:p>
       <w:r>
-        <w:t>Everything included in this Phoenixtekk solution package.</w:t>
+        <w:t>Everything included in this solution package.</w:t>
       </w:r>
     </w:p>
     <w:p>
@@ -5538,7 +5530,7 @@
         <w:pStyle w:val="ListBullet"/>
       </w:pPr>
       <w:r>
-        <w:t xml:space="preserve">A repeatable process that follows the Phoenixtekk model: </w:t>
+        <w:t xml:space="preserve">A repeatable process that follows the repeatable model: </w:t>
       </w:r>
       <w:r>
         <w:rPr>
